--- a/V2/practice/practice.docx
+++ b/V2/practice/practice.docx
@@ -4,52 +4,202 @@
   <w:body>
     <w:p>
       <w:pPr>
-        <w:pStyle w:val="2"/>
         <w:keepNext w:val="0"/>
         <w:keepLines w:val="0"/>
+        <w:framePr w:wrap="auto" w:vAnchor="margin" w:hAnchor="text" w:yAlign="inline"/>
         <w:widowControl/>
         <w:suppressLineNumbers w:val="0"/>
+        <w:jc w:val="left"/>
+        <w:rPr>
+          <w:rFonts w:hint="default" w:ascii="Times New Roman Regular" w:hAnsi="Times New Roman Regular" w:cs="Times New Roman Regular"/>
+        </w:rPr>
       </w:pPr>
       <w:r>
-        <w:t>cookie3right</w:t>
-      </w:r>
-      <w:r>
+        <w:rPr>
+          <w:rFonts w:hint="default" w:ascii="Times New Roman Regular" w:hAnsi="Times New Roman Regular" w:eastAsia="宋体" w:cs="Times New Roman Regular"/>
+          <w:color w:val="auto"/>
+          <w:spacing w:val="0"/>
+          <w:w w:val="100"/>
+          <w:kern w:val="0"/>
+          <w:position w:val="0"/>
+          <w:sz w:val="24"/>
+          <w:szCs w:val="24"/>
+          <w:u w:val="none" w:color="auto"/>
+          <w:vertAlign w:val="baseline"/>
+          <w:lang w:val="en-US" w:eastAsia="zh-CN" w:bidi="ar"/>
+        </w:rPr>
+        <w:t>animal_rabbit</w:t>
+      </w:r>
+      <w:r>
+        <w:rPr>
+          <w:rFonts w:hint="default" w:ascii="Times New Roman Regular" w:hAnsi="Times New Roman Regular" w:eastAsia="宋体" w:cs="Times New Roman Regular"/>
+          <w:color w:val="auto"/>
+          <w:spacing w:val="0"/>
+          <w:w w:val="100"/>
+          <w:kern w:val="0"/>
+          <w:position w:val="0"/>
+          <w:sz w:val="24"/>
+          <w:szCs w:val="24"/>
+          <w:u w:val="none" w:color="auto"/>
+          <w:vertAlign w:val="baseline"/>
+          <w:lang w:val="en-US" w:eastAsia="zh-CN" w:bidi="ar"/>
+        </w:rPr>
         <w:br w:type="textWrapping"/>
       </w:r>
       <w:r>
-        <w:t>cookie6left</w:t>
-      </w:r>
-      <w:r>
+        <w:rPr>
+          <w:rFonts w:hint="default" w:ascii="Times New Roman Regular" w:hAnsi="Times New Roman Regular" w:eastAsia="宋体" w:cs="Times New Roman Regular"/>
+          <w:color w:val="auto"/>
+          <w:spacing w:val="0"/>
+          <w:w w:val="100"/>
+          <w:kern w:val="0"/>
+          <w:position w:val="0"/>
+          <w:sz w:val="24"/>
+          <w:szCs w:val="24"/>
+          <w:u w:val="none" w:color="auto"/>
+          <w:vertAlign w:val="baseline"/>
+          <w:lang w:val="en-US" w:eastAsia="zh-CN" w:bidi="ar"/>
+        </w:rPr>
+        <w:t>aninal_pig</w:t>
+      </w:r>
+      <w:r>
+        <w:rPr>
+          <w:rFonts w:hint="default" w:ascii="Times New Roman Regular" w:hAnsi="Times New Roman Regular" w:eastAsia="宋体" w:cs="Times New Roman Regular"/>
+          <w:color w:val="auto"/>
+          <w:spacing w:val="0"/>
+          <w:w w:val="100"/>
+          <w:kern w:val="0"/>
+          <w:position w:val="0"/>
+          <w:sz w:val="24"/>
+          <w:szCs w:val="24"/>
+          <w:u w:val="none" w:color="auto"/>
+          <w:vertAlign w:val="baseline"/>
+          <w:lang w:val="en-US" w:eastAsia="zh-CN" w:bidi="ar"/>
+        </w:rPr>
         <w:br w:type="textWrapping"/>
       </w:r>
       <w:r>
-        <w:t>rope2left</w:t>
-      </w:r>
-      <w:r>
+        <w:rPr>
+          <w:rFonts w:hint="default" w:ascii="Times New Roman Regular" w:hAnsi="Times New Roman Regular" w:eastAsia="宋体" w:cs="Times New Roman Regular"/>
+          <w:color w:val="auto"/>
+          <w:spacing w:val="0"/>
+          <w:w w:val="100"/>
+          <w:kern w:val="0"/>
+          <w:position w:val="0"/>
+          <w:sz w:val="24"/>
+          <w:szCs w:val="24"/>
+          <w:u w:val="none" w:color="auto"/>
+          <w:vertAlign w:val="baseline"/>
+          <w:lang w:val="en-US" w:eastAsia="zh-CN" w:bidi="ar"/>
+        </w:rPr>
+        <w:t>person_doctor</w:t>
+      </w:r>
+      <w:r>
+        <w:rPr>
+          <w:rFonts w:hint="default" w:ascii="Times New Roman Regular" w:hAnsi="Times New Roman Regular" w:eastAsia="宋体" w:cs="Times New Roman Regular"/>
+          <w:color w:val="auto"/>
+          <w:spacing w:val="0"/>
+          <w:w w:val="100"/>
+          <w:kern w:val="0"/>
+          <w:position w:val="0"/>
+          <w:sz w:val="24"/>
+          <w:szCs w:val="24"/>
+          <w:u w:val="none" w:color="auto"/>
+          <w:vertAlign w:val="baseline"/>
+          <w:lang w:val="en-US" w:eastAsia="zh-CN" w:bidi="ar"/>
+        </w:rPr>
         <w:br w:type="textWrapping"/>
       </w:r>
       <w:r>
-        <w:t>rope6right</w:t>
-      </w:r>
-      <w:r>
+        <w:rPr>
+          <w:rFonts w:hint="default" w:ascii="Times New Roman Regular" w:hAnsi="Times New Roman Regular" w:eastAsia="宋体" w:cs="Times New Roman Regular"/>
+          <w:color w:val="auto"/>
+          <w:spacing w:val="0"/>
+          <w:w w:val="100"/>
+          <w:kern w:val="0"/>
+          <w:position w:val="0"/>
+          <w:sz w:val="24"/>
+          <w:szCs w:val="24"/>
+          <w:u w:val="none" w:color="auto"/>
+          <w:vertAlign w:val="baseline"/>
+          <w:lang w:val="en-US" w:eastAsia="zh-CN" w:bidi="ar"/>
+        </w:rPr>
+        <w:t>person_teacher</w:t>
+      </w:r>
+      <w:r>
+        <w:rPr>
+          <w:rFonts w:hint="default" w:ascii="Times New Roman Regular" w:hAnsi="Times New Roman Regular" w:eastAsia="宋体" w:cs="Times New Roman Regular"/>
+          <w:color w:val="auto"/>
+          <w:spacing w:val="0"/>
+          <w:w w:val="100"/>
+          <w:kern w:val="0"/>
+          <w:position w:val="0"/>
+          <w:sz w:val="24"/>
+          <w:szCs w:val="24"/>
+          <w:u w:val="none" w:color="auto"/>
+          <w:vertAlign w:val="baseline"/>
+          <w:lang w:val="en-US" w:eastAsia="zh-CN" w:bidi="ar"/>
+        </w:rPr>
         <w:br w:type="textWrapping"/>
       </w:r>
       <w:r>
-        <w:t>soccer3left</w:t>
-      </w:r>
-      <w:r>
+        <w:rPr>
+          <w:rFonts w:hint="default" w:ascii="Times New Roman Regular" w:hAnsi="Times New Roman Regular" w:eastAsia="宋体" w:cs="Times New Roman Regular"/>
+          <w:color w:val="auto"/>
+          <w:spacing w:val="0"/>
+          <w:w w:val="100"/>
+          <w:kern w:val="0"/>
+          <w:position w:val="0"/>
+          <w:sz w:val="24"/>
+          <w:szCs w:val="24"/>
+          <w:u w:val="none" w:color="auto"/>
+          <w:vertAlign w:val="baseline"/>
+          <w:lang w:val="en-US" w:eastAsia="zh-CN" w:bidi="ar"/>
+        </w:rPr>
+        <w:t>plant_grass</w:t>
+      </w:r>
+      <w:r>
+        <w:rPr>
+          <w:rFonts w:hint="default" w:ascii="Times New Roman Regular" w:hAnsi="Times New Roman Regular" w:eastAsia="宋体" w:cs="Times New Roman Regular"/>
+          <w:color w:val="auto"/>
+          <w:spacing w:val="0"/>
+          <w:w w:val="100"/>
+          <w:kern w:val="0"/>
+          <w:position w:val="0"/>
+          <w:sz w:val="24"/>
+          <w:szCs w:val="24"/>
+          <w:u w:val="none" w:color="auto"/>
+          <w:vertAlign w:val="baseline"/>
+          <w:lang w:val="en-US" w:eastAsia="zh-CN" w:bidi="ar"/>
+        </w:rPr>
         <w:br w:type="textWrapping"/>
       </w:r>
       <w:r>
-        <w:t>soccer8right</w:t>
-      </w:r>
+        <w:rPr>
+          <w:rFonts w:hint="default" w:ascii="Times New Roman Regular" w:hAnsi="Times New Roman Regular" w:eastAsia="宋体" w:cs="Times New Roman Regular"/>
+          <w:color w:val="auto"/>
+          <w:spacing w:val="0"/>
+          <w:w w:val="100"/>
+          <w:kern w:val="0"/>
+          <w:position w:val="0"/>
+          <w:sz w:val="24"/>
+          <w:szCs w:val="24"/>
+          <w:u w:val="none" w:color="auto"/>
+          <w:vertAlign w:val="baseline"/>
+          <w:lang w:val="en-US" w:eastAsia="zh-CN" w:bidi="ar"/>
+        </w:rPr>
+        <w:t>plant_tree</w:t>
+      </w:r>
+      <w:bookmarkStart w:id="0" w:name="_GoBack"/>
+      <w:bookmarkEnd w:id="0"/>
     </w:p>
     <w:p>
       <w:pPr>
-        <w:framePr w:hRule="auto" w:wrap="auto" w:vAnchor="margin" w:hAnchor="text" w:yAlign="inline"/>
+        <w:framePr w:wrap="auto" w:vAnchor="margin" w:hAnchor="text" w:yAlign="inline"/>
+        <w:rPr>
+          <w:rFonts w:hint="default" w:ascii="Times New Roman Regular" w:hAnsi="Times New Roman Regular" w:cs="Times New Roman Regular"/>
+        </w:rPr>
       </w:pPr>
-      <w:bookmarkStart w:id="0" w:name="_GoBack"/>
-      <w:bookmarkEnd w:id="0"/>
     </w:p>
     <w:sectPr>
       <w:headerReference r:id="rId5" w:type="default"/>
@@ -391,7 +541,7 @@
       <w:keepNext w:val="0"/>
       <w:keepLines w:val="0"/>
       <w:pageBreakBefore w:val="0"/>
-      <w:framePr w:hRule="auto" w:wrap="auto" w:vAnchor="margin" w:hAnchor="text" w:yAlign="inline"/>
+      <w:framePr w:wrap="auto" w:vAnchor="margin" w:hAnchor="text" w:yAlign="inline"/>
       <w:widowControl/>
       <w:numPr>
         <w:ilvl w:val="0"/>
@@ -468,7 +618,6 @@
   <w:style w:type="table" w:customStyle="1" w:styleId="6">
     <w:name w:val="Table Normal"/>
     <w:uiPriority w:val="0"/>
-    <w:tblPr/>
     <w:tblStylePr w:type="firstRow"/>
     <w:tblStylePr w:type="lastRow"/>
     <w:tblStylePr w:type="firstCol"/>
@@ -489,7 +638,7 @@
       <w:keepNext w:val="0"/>
       <w:keepLines w:val="0"/>
       <w:pageBreakBefore w:val="0"/>
-      <w:framePr w:hRule="auto" w:wrap="auto" w:vAnchor="margin" w:hAnchor="text" w:yAlign="inline"/>
+      <w:framePr w:wrap="auto" w:vAnchor="margin" w:hAnchor="text" w:yAlign="inline"/>
       <w:widowControl/>
       <w:numPr>
         <w:ilvl w:val="0"/>
